--- a/zhs/docx/088.content.docx
+++ b/zhs/docx/088.content.docx
@@ -251,77 +251,6 @@
           <w:lang w:val="zh_CN" w:bidi="zh_CN"/>
         </w:rPr>
         <w:t>我们可以在箴言中听到很多关于智慧的教导。 在这本书中，作者有时说到智慧，好像她是一个人。 这是一种图像语言，用来帮助别人学习跟智慧有关的事。所以，箴言说："智慧对人们呼喊，试著让人们变得有智慧。" 智慧的呼喊就像一个人会呼喊一样。 在哥林多前书中，保罗谈到耶稣，并称耶稣为"神的智慧"。 神藉著耶稣拯救世人的计划是非常有智慧的，因此我们可以肯定这个计划终将成功！</w:t>
-      </w:r>
-      <w:r>
-        <w:rPr>
-          <w:lang w:val="zh_CN" w:bidi="zh_CN"/>
-        </w:rPr>
-      </w:r>
-      <w:r>
-        <w:rPr>
-          <w:lang w:val="zh_CN" w:bidi="zh_CN"/>
-        </w:rPr>
-      </w:r>
-    </w:p>
-    <w:p>
-      <w:pPr/>
-      <w:r>
-        <w:rPr>
-          <w:lang w:val="zh_CN" w:bidi="zh_CN"/>
-        </w:rPr>
-      </w:r>
-    </w:p>
-    <w:p>
-      <w:pPr>
-        <w:pStyle w:val="Heading2"/>
-      </w:pPr>
-      <w:r>
-        <w:rPr>
-          <w:lang w:val="zh_CN" w:bidi="zh_CN"/>
-        </w:rPr>
-        <w:t>智慧</w:t>
-      </w:r>
-      <w:r>
-        <w:rPr>
-          <w:lang w:val="zh_CN" w:bidi="zh_CN"/>
-        </w:rPr>
-      </w:r>
-    </w:p>
-    <w:p>
-      <w:pPr>
-        <w:pStyle w:val="Heading4"/>
-      </w:pPr>
-      <w:r>
-        <w:rPr>
-          <w:lang w:val="zh_CN" w:bidi="zh_CN"/>
-        </w:rPr>
-        <w:t>Audio Content</w:t>
-      </w:r>
-    </w:p>
-    <w:p>
-      <w:pPr/>
-      <w:r>
-        <w:rPr>
-          <w:lang w:val="zh_CN" w:bidi="zh_CN"/>
-        </w:rPr>
-      </w:r>
-      <w:hyperlink r:id="rId13">
-        <w:r>
-          <w:rPr>
-            <w:lang w:val="zh_CN" w:bidi="zh_CN"/>
-          </w:rPr>
-          <w:rPr>
-            <w:color w:val="0000EE"/>
-            <w:u w:val="single"/>
-          </w:rPr>
-          <w:t>mp3 file</w:t>
-        </w:r>
-      </w:hyperlink>
-      <w:r>
-        <w:rPr>
-          <w:lang w:val="zh_CN" w:bidi="zh_CN"/>
-        </w:rPr>
-        <w:t xml:space="preserve"> (None KB)</w:t>
       </w:r>
       <w:r>
         <w:rPr>
